--- a/hin/docx/59.content.docx
+++ b/hin/docx/59.content.docx
@@ -136,13 +136,6 @@
         <w:rPr>
           <w:lang w:val="hi_IN" w:bidi="hi_IN"/>
         </w:rPr>
-      </w:r>
-      <w:r>
-        <w:rPr>
-          <w:i/>
-          <w:lang w:val="hi_IN" w:bidi="hi_IN"/>
-        </w:rPr>
-        <w:t>याकूब 1:1, याकूब 1:2, याकूब 1:3, याकूब 1:5, याकूब 1:6, याकूब 1:7–8, याकूब 1:10, याकूब 1:11, याकूब 1:12, याकूब 1:14, याकूब 1:15, याकूब 1:17, याकूब 1:18, याकूब 1:19, याकूब 1:22, याकूब 1:26, याकूब 1:27, याकूब 2:1, याकूब 2:3, याकूब 2:3 (#2), याकूब 2:4, याकूब 2:5, याकूब 2:6–7, याकूब 2:8, याकूब 2:10, याकूब 2:13, याकूब 2:14, याकूब 2:16, याकूब 2:17, याकूब 2:18, याकूब 2:19, याकूब 2:21, याकूब 2:22, याकूब 2:23, याकूब 2:25, याकूब 2:26, याकूब 3:1, याकूब 3:2, याकूब 3:2 (#2), याकूब 3:3, याकूब 3:4, याकूब 3:6, याकूब 3:8, याकूब 3:9, याकूब 3:11, याकूब 3:13, याकूब 3:15, याकूब 3:16, याकूब 3:17, याकूब 4:1, याकूब 4:3, याकूब 4:4, याकूब 4:6, याकूब 4:7, याकूब 4:8, याकूब 4:11, याकूब 4:15, याकूब 4:16, याकूब 4:17, याकूब 5:3, याकूब 5:4, याकूब 5:6, याकूब 5:7, याकूब 5:8, याकूब 5:10, याकूब 5:11, याकूब 5:12, याकूब 5:14, याकूब 5:16, याकूब 5:17, याकूब 5:18, याकूब 5:20</w:t>
       </w:r>
       <w:r>
         <w:rPr>

--- a/hin/docx/59.content.docx
+++ b/hin/docx/59.content.docx
@@ -123,19 +123,6 @@
           <w:lang w:val="hi_IN" w:bidi="hi_IN"/>
         </w:rPr>
         <w:t>JAS</w:t>
-      </w:r>
-      <w:r>
-        <w:rPr>
-          <w:lang w:val="hi_IN" w:bidi="hi_IN"/>
-        </w:rPr>
-      </w:r>
-    </w:p>
-    <w:p>
-      <w:pPr/>
-      <w:r>
-        <w:rPr>
-          <w:lang w:val="hi_IN" w:bidi="hi_IN"/>
-        </w:rPr>
       </w:r>
       <w:r>
         <w:rPr>

--- a/hin/docx/59.content.docx
+++ b/hin/docx/59.content.docx
@@ -19,7 +19,7 @@
         <w:rPr>
           <w:lang w:val="hi_IN" w:bidi="hi_IN"/>
         </w:rPr>
-        <w:t>Resource: अनुवाद प्रश्न (unfoldingWord)</w:t>
+        <w:t>Resource: unfoldingWord® Translation Questions</w:t>
       </w:r>
       <w:r>
         <w:rPr>
@@ -85,7 +85,7 @@
         <w:rPr>
           <w:lang w:val="hi_IN" w:bidi="hi_IN"/>
         </w:rPr>
-        <w:t>अनुवाद प्रश्न (unfoldingWord)</w:t>
+        <w:t>unfoldingWord® Translation Questions</w:t>
       </w:r>
     </w:p>
     <w:p>
